--- a/working/PQB_Stellenbeschreibung_Arbeitsentwurf.docx
+++ b/working/PQB_Stellenbeschreibung_Arbeitsentwurf.docx
@@ -26,7 +26,7 @@
           <w:sz w:val="18"/>
           <w:szCs w:val="18"/>
         </w:rPr>
-        <w:t xml:space="preserve">Arbeitsentwurf — Basis: PQB.md. Noch nicht Teil der Verfahrensanweisung 7V-5-1.</w:t>
+        <w:t xml:space="preserve">Arbeitsentwurf. Noch nicht Teil der Verfahrensanweisung 7V-5-1.</w:t>
       </w:r>
     </w:p>
     <w:p>

--- a/working/PQB_Stellenbeschreibung_Arbeitsentwurf.docx
+++ b/working/PQB_Stellenbeschreibung_Arbeitsentwurf.docx
@@ -26,7 +26,7 @@
           <w:sz w:val="18"/>
           <w:szCs w:val="18"/>
         </w:rPr>
-        <w:t xml:space="preserve">Arbeitsentwurf. Noch nicht Teil der Verfahrensanweisung 7V-5-1.</w:t>
+        <w:t xml:space="preserve">Arbeitsentwurf.</w:t>
       </w:r>
     </w:p>
     <w:p>
